--- a/python/3. 모듈과 페키지, 제어문.docx
+++ b/python/3. 모듈과 페키지, 제어문.docx
@@ -1,6 +1,6 @@
 
 <file path=word/document.xml><?xml version="1.0" encoding="utf-8"?>
-<w:document xmlns:wpc="http://schemas.microsoft.com/office/word/2010/wordprocessingCanvas" xmlns:cx="http://schemas.microsoft.com/office/drawing/2014/chartex" xmlns:cx1="http://schemas.microsoft.com/office/drawing/2015/9/8/chartex" xmlns:cx2="http://schemas.microsoft.com/office/drawing/2015/10/21/chartex" xmlns:cx3="http://schemas.microsoft.com/office/drawing/2016/5/9/chartex" xmlns:cx4="http://schemas.microsoft.com/office/drawing/2016/5/10/chartex" xmlns:cx5="http://schemas.microsoft.com/office/drawing/2016/5/11/chartex" xmlns:cx6="http://schemas.microsoft.com/office/drawing/2016/5/12/chartex" xmlns:cx7="http://schemas.microsoft.com/office/drawing/2016/5/13/chartex" xmlns:cx8="http://schemas.microsoft.com/office/drawing/2016/5/14/chartex" xmlns:mc="http://schemas.openxmlformats.org/markup-compatibility/2006" xmlns:aink="http://schemas.microsoft.com/office/drawing/2016/ink" xmlns:am3d="http://schemas.microsoft.com/office/drawing/2017/model3d" xmlns:o="urn:schemas-microsoft-com:office:office" xmlns:r="http://schemas.openxmlformats.org/officeDocument/2006/relationships" xmlns:m="http://schemas.openxmlformats.org/officeDocument/2006/math" xmlns:v="urn:schemas-microsoft-com:vml" xmlns:wp14="http://schemas.microsoft.com/office/word/2010/wordprocessingDrawing" xmlns:wp="http://schemas.openxmlformats.org/drawingml/2006/wordprocessingDrawing" xmlns:w10="urn:schemas-microsoft-com:office:word" xmlns:w="http://schemas.openxmlformats.org/wordprocessingml/2006/main" xmlns:w14="http://schemas.microsoft.com/office/word/2010/wordml" xmlns:w15="http://schemas.microsoft.com/office/word/2012/wordml" xmlns:w16cex="http://schemas.microsoft.com/office/word/2018/wordml/cex" xmlns:w16cid="http://schemas.microsoft.com/office/word/2016/wordml/cid" xmlns:w16="http://schemas.microsoft.com/office/word/2018/wordml" xmlns:w16sdtdh="http://schemas.microsoft.com/office/word/2020/wordml/sdtdatahash" xmlns:w16se="http://schemas.microsoft.com/office/word/2015/wordml/symex" xmlns:wpg="http://schemas.microsoft.com/office/word/2010/wordprocessingGroup" xmlns:wpi="http://schemas.microsoft.com/office/word/2010/wordprocessingInk" xmlns:wne="http://schemas.microsoft.com/office/word/2006/wordml" xmlns:wps="http://schemas.microsoft.com/office/word/2010/wordprocessingShape" mc:Ignorable="w14 w15 w16se w16cid w16 w16cex w16sdtdh wp14">
+<w:document xmlns:wpc="http://schemas.microsoft.com/office/word/2010/wordprocessingCanvas" xmlns:cx="http://schemas.microsoft.com/office/drawing/2014/chartex" xmlns:cx1="http://schemas.microsoft.com/office/drawing/2015/9/8/chartex" xmlns:cx2="http://schemas.microsoft.com/office/drawing/2015/10/21/chartex" xmlns:cx3="http://schemas.microsoft.com/office/drawing/2016/5/9/chartex" xmlns:cx4="http://schemas.microsoft.com/office/drawing/2016/5/10/chartex" xmlns:cx5="http://schemas.microsoft.com/office/drawing/2016/5/11/chartex" xmlns:cx6="http://schemas.microsoft.com/office/drawing/2016/5/12/chartex" xmlns:cx7="http://schemas.microsoft.com/office/drawing/2016/5/13/chartex" xmlns:cx8="http://schemas.microsoft.com/office/drawing/2016/5/14/chartex" xmlns:mc="http://schemas.openxmlformats.org/markup-compatibility/2006" xmlns:aink="http://schemas.microsoft.com/office/drawing/2016/ink" xmlns:am3d="http://schemas.microsoft.com/office/drawing/2017/model3d" xmlns:o="urn:schemas-microsoft-com:office:office" xmlns:oel="http://schemas.microsoft.com/office/2019/extlst" xmlns:r="http://schemas.openxmlformats.org/officeDocument/2006/relationships" xmlns:m="http://schemas.openxmlformats.org/officeDocument/2006/math" xmlns:v="urn:schemas-microsoft-com:vml" xmlns:wp14="http://schemas.microsoft.com/office/word/2010/wordprocessingDrawing" xmlns:wp="http://schemas.openxmlformats.org/drawingml/2006/wordprocessingDrawing" xmlns:w10="urn:schemas-microsoft-com:office:word" xmlns:w="http://schemas.openxmlformats.org/wordprocessingml/2006/main" xmlns:w14="http://schemas.microsoft.com/office/word/2010/wordml" xmlns:w15="http://schemas.microsoft.com/office/word/2012/wordml" xmlns:w16cex="http://schemas.microsoft.com/office/word/2018/wordml/cex" xmlns:w16cid="http://schemas.microsoft.com/office/word/2016/wordml/cid" xmlns:w16="http://schemas.microsoft.com/office/word/2018/wordml" xmlns:w16du="http://schemas.microsoft.com/office/word/2023/wordml/word16du" xmlns:w16sdtdh="http://schemas.microsoft.com/office/word/2020/wordml/sdtdatahash" xmlns:w16sdtfl="http://schemas.microsoft.com/office/word/2024/wordml/sdtformatlock" xmlns:w16se="http://schemas.microsoft.com/office/word/2015/wordml/symex" xmlns:wpg="http://schemas.microsoft.com/office/word/2010/wordprocessingGroup" xmlns:wpi="http://schemas.microsoft.com/office/word/2010/wordprocessingInk" xmlns:wne="http://schemas.microsoft.com/office/word/2006/wordml" xmlns:wps="http://schemas.microsoft.com/office/word/2010/wordprocessingShape" mc:Ignorable="w14 w15 w16se w16cid w16 w16cex w16sdtdh w16sdtfl w16du wp14">
   <w:body>
     <w:p>
       <w:pPr>
@@ -54,6 +54,7 @@
         </w:rPr>
         <w:t xml:space="preserve">, </w:t>
       </w:r>
+      <w:proofErr w:type="spellStart"/>
       <w:r>
         <w:rPr>
           <w:rFonts w:ascii="굴림" w:eastAsia="굴림" w:hAnsi="굴림" w:hint="eastAsia"/>
@@ -64,6 +65,7 @@
         </w:rPr>
         <w:t>제어문</w:t>
       </w:r>
+      <w:proofErr w:type="spellEnd"/>
     </w:p>
     <w:p>
       <w:pPr>
@@ -211,16 +213,26 @@
           <w:sz w:val="20"/>
           <w:szCs w:val="20"/>
         </w:rPr>
-        <w:t xml:space="preserve"> 모듈명</w:t>
-      </w:r>
-      <w:r>
-        <w:rPr>
-          <w:rFonts w:ascii="굴림" w:eastAsia="굴림" w:hAnsi="굴림" w:hint="eastAsia"/>
-          <w:sz w:val="20"/>
-          <w:szCs w:val="20"/>
-        </w:rPr>
         <w:t xml:space="preserve"> </w:t>
       </w:r>
+      <w:proofErr w:type="spellStart"/>
+      <w:r>
+        <w:rPr>
+          <w:rFonts w:ascii="굴림" w:eastAsia="굴림" w:hAnsi="굴림" w:hint="eastAsia"/>
+          <w:sz w:val="20"/>
+          <w:szCs w:val="20"/>
+        </w:rPr>
+        <w:t>모듈명</w:t>
+      </w:r>
+      <w:proofErr w:type="spellEnd"/>
+      <w:r>
+        <w:rPr>
+          <w:rFonts w:ascii="굴림" w:eastAsia="굴림" w:hAnsi="굴림" w:hint="eastAsia"/>
+          <w:sz w:val="20"/>
+          <w:szCs w:val="20"/>
+        </w:rPr>
+        <w:t xml:space="preserve"> </w:t>
+      </w:r>
     </w:p>
     <w:p>
       <w:pPr>
@@ -235,6 +247,7 @@
           <w:szCs w:val="20"/>
         </w:rPr>
       </w:pPr>
+      <w:proofErr w:type="gramStart"/>
       <w:r>
         <w:rPr>
           <w:rFonts w:ascii="굴림" w:eastAsia="굴림" w:hAnsi="굴림"/>
@@ -243,6 +256,7 @@
         </w:rPr>
         <w:t>.(</w:t>
       </w:r>
+      <w:proofErr w:type="gramEnd"/>
       <w:r>
         <w:rPr>
           <w:rFonts w:ascii="굴림" w:eastAsia="굴림" w:hAnsi="굴림" w:hint="eastAsia"/>
@@ -319,7 +333,25 @@
           <w:sz w:val="20"/>
           <w:szCs w:val="20"/>
         </w:rPr>
-        <w:t>print(math.pi)</w:t>
+        <w:t>print(</w:t>
+      </w:r>
+      <w:proofErr w:type="spellStart"/>
+      <w:r>
+        <w:rPr>
+          <w:rFonts w:ascii="굴림" w:eastAsia="굴림" w:hAnsi="굴림"/>
+          <w:sz w:val="20"/>
+          <w:szCs w:val="20"/>
+        </w:rPr>
+        <w:t>math.pi</w:t>
+      </w:r>
+      <w:proofErr w:type="spellEnd"/>
+      <w:r>
+        <w:rPr>
+          <w:rFonts w:ascii="굴림" w:eastAsia="굴림" w:hAnsi="굴림"/>
+          <w:sz w:val="20"/>
+          <w:szCs w:val="20"/>
+        </w:rPr>
+        <w:t>)</w:t>
       </w:r>
       <w:r>
         <w:rPr>
@@ -451,7 +483,25 @@
           <w:sz w:val="20"/>
           <w:szCs w:val="20"/>
         </w:rPr>
-        <w:t xml:space="preserve">rom 모듈명 import 대상 </w:t>
+        <w:t xml:space="preserve">rom </w:t>
+      </w:r>
+      <w:proofErr w:type="spellStart"/>
+      <w:r>
+        <w:rPr>
+          <w:rFonts w:ascii="굴림" w:eastAsia="굴림" w:hAnsi="굴림"/>
+          <w:sz w:val="20"/>
+          <w:szCs w:val="20"/>
+        </w:rPr>
+        <w:t>모듈명</w:t>
+      </w:r>
+      <w:proofErr w:type="spellEnd"/>
+      <w:r>
+        <w:rPr>
+          <w:rFonts w:ascii="굴림" w:eastAsia="굴림" w:hAnsi="굴림"/>
+          <w:sz w:val="20"/>
+          <w:szCs w:val="20"/>
+        </w:rPr>
+        <w:t xml:space="preserve"> import 대상 </w:t>
       </w:r>
     </w:p>
     <w:p>
@@ -759,7 +809,7 @@
         <w:autoSpaceDN/>
         <w:spacing w:after="0" w:line="285" w:lineRule="atLeast"/>
         <w:rPr>
-          <w:rFonts w:ascii="Consolas" w:eastAsia="굴림" w:hAnsi="Consolas" w:cs="굴림"/>
+          <w:rFonts w:ascii="굴림" w:eastAsia="굴림" w:hAnsi="굴림" w:cs="굴림"/>
           <w:color w:val="BBBEBF"/>
           <w:kern w:val="0"/>
           <w:sz w:val="21"/>
@@ -769,7 +819,7 @@
       </w:pPr>
       <w:r>
         <w:rPr>
-          <w:rFonts w:ascii="Consolas" w:eastAsia="굴림" w:hAnsi="Consolas" w:cs="굴림"/>
+          <w:rFonts w:ascii="굴림" w:eastAsia="굴림" w:hAnsi="굴림" w:cs="굴림"/>
           <w:color w:val="C586C0"/>
           <w:kern w:val="0"/>
           <w:sz w:val="21"/>
@@ -780,7 +830,7 @@
       </w:r>
       <w:r>
         <w:rPr>
-          <w:rFonts w:ascii="Consolas" w:eastAsia="굴림" w:hAnsi="Consolas" w:cs="굴림"/>
+          <w:rFonts w:ascii="굴림" w:eastAsia="굴림" w:hAnsi="굴림" w:cs="굴림"/>
           <w:color w:val="BBBEBF"/>
           <w:kern w:val="0"/>
           <w:sz w:val="21"/>
@@ -789,20 +839,33 @@
         </w:rPr>
         <w:t xml:space="preserve"> </w:t>
       </w:r>
-      <w:r>
-        <w:rPr>
-          <w:rFonts w:ascii="Consolas" w:eastAsia="굴림" w:hAnsi="Consolas" w:cs="굴림"/>
+      <w:proofErr w:type="spellStart"/>
+      <w:r>
+        <w:rPr>
+          <w:rFonts w:ascii="굴림" w:eastAsia="굴림" w:hAnsi="굴림" w:cs="굴림"/>
           <w:color w:val="4EC9B0"/>
           <w:kern w:val="0"/>
           <w:sz w:val="21"/>
           <w:szCs w:val="21"/>
           <w14:ligatures w14:val="none"/>
         </w:rPr>
-        <w:t>my_package</w:t>
-      </w:r>
-      <w:r>
-        <w:rPr>
-          <w:rFonts w:ascii="Consolas" w:eastAsia="굴림" w:hAnsi="Consolas" w:cs="굴림"/>
+        <w:t>my_</w:t>
+      </w:r>
+      <w:proofErr w:type="gramStart"/>
+      <w:r>
+        <w:rPr>
+          <w:rFonts w:ascii="굴림" w:eastAsia="굴림" w:hAnsi="굴림" w:cs="굴림"/>
+          <w:color w:val="4EC9B0"/>
+          <w:kern w:val="0"/>
+          <w:sz w:val="21"/>
+          <w:szCs w:val="21"/>
+          <w14:ligatures w14:val="none"/>
+        </w:rPr>
+        <w:t>package</w:t>
+      </w:r>
+      <w:r>
+        <w:rPr>
+          <w:rFonts w:ascii="굴림" w:eastAsia="굴림" w:hAnsi="굴림" w:cs="굴림"/>
           <w:color w:val="BBBEBF"/>
           <w:kern w:val="0"/>
           <w:sz w:val="21"/>
@@ -813,7 +876,7 @@
       </w:r>
       <w:r>
         <w:rPr>
-          <w:rFonts w:ascii="Consolas" w:eastAsia="굴림" w:hAnsi="Consolas" w:cs="굴림"/>
+          <w:rFonts w:ascii="굴림" w:eastAsia="굴림" w:hAnsi="굴림" w:cs="굴림"/>
           <w:color w:val="4EC9B0"/>
           <w:kern w:val="0"/>
           <w:sz w:val="21"/>
@@ -822,9 +885,11 @@
         </w:rPr>
         <w:t>statistics</w:t>
       </w:r>
-      <w:r>
-        <w:rPr>
-          <w:rFonts w:ascii="Consolas" w:eastAsia="굴림" w:hAnsi="Consolas" w:cs="굴림"/>
+      <w:proofErr w:type="spellEnd"/>
+      <w:proofErr w:type="gramEnd"/>
+      <w:r>
+        <w:rPr>
+          <w:rFonts w:ascii="굴림" w:eastAsia="굴림" w:hAnsi="굴림" w:cs="굴림"/>
           <w:color w:val="BBBEBF"/>
           <w:kern w:val="0"/>
           <w:sz w:val="21"/>
@@ -835,7 +900,7 @@
       </w:r>
       <w:r>
         <w:rPr>
-          <w:rFonts w:ascii="Consolas" w:eastAsia="굴림" w:hAnsi="Consolas" w:cs="굴림"/>
+          <w:rFonts w:ascii="굴림" w:eastAsia="굴림" w:hAnsi="굴림" w:cs="굴림"/>
           <w:color w:val="C586C0"/>
           <w:kern w:val="0"/>
           <w:sz w:val="21"/>
@@ -846,7 +911,7 @@
       </w:r>
       <w:r>
         <w:rPr>
-          <w:rFonts w:ascii="Consolas" w:eastAsia="굴림" w:hAnsi="Consolas" w:cs="굴림"/>
+          <w:rFonts w:ascii="굴림" w:eastAsia="굴림" w:hAnsi="굴림" w:cs="굴림"/>
           <w:color w:val="BBBEBF"/>
           <w:kern w:val="0"/>
           <w:sz w:val="21"/>
@@ -857,7 +922,7 @@
       </w:r>
       <w:r>
         <w:rPr>
-          <w:rFonts w:ascii="Consolas" w:eastAsia="굴림" w:hAnsi="Consolas" w:cs="굴림"/>
+          <w:rFonts w:ascii="굴림" w:eastAsia="굴림" w:hAnsi="굴림" w:cs="굴림"/>
           <w:color w:val="4EC9B0"/>
           <w:kern w:val="0"/>
           <w:sz w:val="21"/>
@@ -1033,13 +1098,23 @@
           <w:szCs w:val="20"/>
         </w:rPr>
       </w:pPr>
-      <w:r>
-        <w:rPr>
-          <w:rFonts w:ascii="굴림" w:eastAsia="굴림" w:hAnsi="굴림" w:hint="eastAsia"/>
-          <w:sz w:val="20"/>
-          <w:szCs w:val="20"/>
-        </w:rPr>
-        <w:t>파이썬에 자동으로 설치되어 있는</w:t>
+      <w:proofErr w:type="spellStart"/>
+      <w:r>
+        <w:rPr>
+          <w:rFonts w:ascii="굴림" w:eastAsia="굴림" w:hAnsi="굴림" w:hint="eastAsia"/>
+          <w:sz w:val="20"/>
+          <w:szCs w:val="20"/>
+        </w:rPr>
+        <w:t>파이썬에</w:t>
+      </w:r>
+      <w:proofErr w:type="spellEnd"/>
+      <w:r>
+        <w:rPr>
+          <w:rFonts w:ascii="굴림" w:eastAsia="굴림" w:hAnsi="굴림" w:hint="eastAsia"/>
+          <w:sz w:val="20"/>
+          <w:szCs w:val="20"/>
+        </w:rPr>
+        <w:t xml:space="preserve"> 자동으로 설치되어 있는</w:t>
       </w:r>
       <w:r>
         <w:rPr>
@@ -1055,15 +1130,33 @@
           <w:sz w:val="20"/>
           <w:szCs w:val="20"/>
         </w:rPr>
-        <w:t xml:space="preserve">기본 라이브러리 </w:t>
-      </w:r>
-      <w:r>
-        <w:rPr>
-          <w:rFonts w:ascii="굴림" w:eastAsia="굴림" w:hAnsi="굴림"/>
-          <w:sz w:val="20"/>
-          <w:szCs w:val="20"/>
-        </w:rPr>
-        <w:t xml:space="preserve">/ </w:t>
+        <w:t xml:space="preserve">기본 </w:t>
+      </w:r>
+      <w:proofErr w:type="gramStart"/>
+      <w:r>
+        <w:rPr>
+          <w:rFonts w:ascii="굴림" w:eastAsia="굴림" w:hAnsi="굴림" w:hint="eastAsia"/>
+          <w:sz w:val="20"/>
+          <w:szCs w:val="20"/>
+        </w:rPr>
+        <w:t xml:space="preserve">라이브러리 </w:t>
+      </w:r>
+      <w:r>
+        <w:rPr>
+          <w:rFonts w:ascii="굴림" w:eastAsia="굴림" w:hAnsi="굴림"/>
+          <w:sz w:val="20"/>
+          <w:szCs w:val="20"/>
+        </w:rPr>
+        <w:t>/</w:t>
+      </w:r>
+      <w:proofErr w:type="gramEnd"/>
+      <w:r>
+        <w:rPr>
+          <w:rFonts w:ascii="굴림" w:eastAsia="굴림" w:hAnsi="굴림"/>
+          <w:sz w:val="20"/>
+          <w:szCs w:val="20"/>
+        </w:rPr>
+        <w:t xml:space="preserve"> </w:t>
       </w:r>
       <w:r>
         <w:rPr>
@@ -1153,7 +1246,16 @@
           <w:sz w:val="20"/>
           <w:szCs w:val="20"/>
         </w:rPr>
-        <w:t>필요한 기능을 사용하기 위해 직접 설치해서 쓰는 패키지</w:t>
+        <w:t xml:space="preserve">필요한 기능을 사용하기 위해 직접 설치해서 쓰는 </w:t>
+      </w:r>
+      <w:proofErr w:type="gramStart"/>
+      <w:r>
+        <w:rPr>
+          <w:rFonts w:ascii="굴림" w:eastAsia="굴림" w:hAnsi="굴림" w:hint="eastAsia"/>
+          <w:sz w:val="20"/>
+          <w:szCs w:val="20"/>
+        </w:rPr>
+        <w:t>패키지</w:t>
       </w:r>
       <w:r>
         <w:rPr>
@@ -1179,6 +1281,7 @@
         </w:rPr>
         <w:t>pip</w:t>
       </w:r>
+      <w:proofErr w:type="gramEnd"/>
       <w:r>
         <w:rPr>
           <w:rFonts w:ascii="굴림" w:eastAsia="굴림" w:hAnsi="굴림" w:hint="eastAsia"/>
@@ -1291,6 +1394,7 @@
           <w:szCs w:val="20"/>
         </w:rPr>
       </w:pPr>
+      <w:proofErr w:type="spellStart"/>
       <w:r>
         <w:rPr>
           <w:rFonts w:ascii="굴림" w:eastAsia="굴림" w:hAnsi="굴림" w:hint="eastAsia"/>
@@ -1299,6 +1403,7 @@
         </w:rPr>
         <w:t>제어문</w:t>
       </w:r>
+      <w:proofErr w:type="spellEnd"/>
     </w:p>
     <w:p>
       <w:pPr>
@@ -1313,13 +1418,23 @@
           <w:szCs w:val="20"/>
         </w:rPr>
       </w:pPr>
-      <w:r>
-        <w:rPr>
-          <w:rFonts w:ascii="굴림" w:eastAsia="굴림" w:hAnsi="굴림" w:hint="eastAsia"/>
-          <w:sz w:val="20"/>
-          <w:szCs w:val="20"/>
-        </w:rPr>
-        <w:t>제어문이란?</w:t>
+      <w:proofErr w:type="spellStart"/>
+      <w:r>
+        <w:rPr>
+          <w:rFonts w:ascii="굴림" w:eastAsia="굴림" w:hAnsi="굴림" w:hint="eastAsia"/>
+          <w:sz w:val="20"/>
+          <w:szCs w:val="20"/>
+        </w:rPr>
+        <w:t>제어문이란</w:t>
+      </w:r>
+      <w:proofErr w:type="spellEnd"/>
+      <w:r>
+        <w:rPr>
+          <w:rFonts w:ascii="굴림" w:eastAsia="굴림" w:hAnsi="굴림" w:hint="eastAsia"/>
+          <w:sz w:val="20"/>
+          <w:szCs w:val="20"/>
+        </w:rPr>
+        <w:t>?</w:t>
       </w:r>
       <w:r>
         <w:rPr>
@@ -1441,7 +1556,25 @@
           <w:sz w:val="20"/>
           <w:szCs w:val="20"/>
         </w:rPr>
-        <w:t>– if, elif, else</w:t>
+        <w:t xml:space="preserve">– if, </w:t>
+      </w:r>
+      <w:proofErr w:type="spellStart"/>
+      <w:r>
+        <w:rPr>
+          <w:rFonts w:ascii="굴림" w:eastAsia="굴림" w:hAnsi="굴림"/>
+          <w:sz w:val="20"/>
+          <w:szCs w:val="20"/>
+        </w:rPr>
+        <w:t>elif</w:t>
+      </w:r>
+      <w:proofErr w:type="spellEnd"/>
+      <w:r>
+        <w:rPr>
+          <w:rFonts w:ascii="굴림" w:eastAsia="굴림" w:hAnsi="굴림"/>
+          <w:sz w:val="20"/>
+          <w:szCs w:val="20"/>
+        </w:rPr>
+        <w:t>, else</w:t>
       </w:r>
       <w:r>
         <w:rPr>
@@ -1629,6 +1762,7 @@
           <w:szCs w:val="20"/>
         </w:rPr>
       </w:pPr>
+      <w:proofErr w:type="spellStart"/>
       <w:r>
         <w:rPr>
           <w:rFonts w:ascii="굴림" w:eastAsia="굴림" w:hAnsi="굴림" w:hint="eastAsia"/>
@@ -1645,6 +1779,7 @@
         </w:rPr>
         <w:t>lif</w:t>
       </w:r>
+      <w:proofErr w:type="spellEnd"/>
       <w:r>
         <w:rPr>
           <w:rFonts w:ascii="굴림" w:eastAsia="굴림" w:hAnsi="굴림" w:hint="eastAsia"/>
@@ -1829,8 +1964,18 @@
           <w:sz w:val="20"/>
           <w:szCs w:val="20"/>
         </w:rPr>
-        <w:t>조건이 거짓이면 그냥 넘어감</w:t>
-      </w:r>
+        <w:t xml:space="preserve">조건이 거짓이면 그냥 </w:t>
+      </w:r>
+      <w:proofErr w:type="spellStart"/>
+      <w:r>
+        <w:rPr>
+          <w:rFonts w:ascii="굴림" w:eastAsia="굴림" w:hAnsi="굴림" w:hint="eastAsia"/>
+          <w:sz w:val="20"/>
+          <w:szCs w:val="20"/>
+        </w:rPr>
+        <w:t>넘어감</w:t>
+      </w:r>
+      <w:proofErr w:type="spellEnd"/>
     </w:p>
     <w:p>
       <w:pPr>
@@ -1961,7 +2106,25 @@
           <w:sz w:val="20"/>
           <w:szCs w:val="20"/>
         </w:rPr>
-        <w:t xml:space="preserve">f – elif - </w:t>
+        <w:t xml:space="preserve">f – </w:t>
+      </w:r>
+      <w:proofErr w:type="spellStart"/>
+      <w:r>
+        <w:rPr>
+          <w:rFonts w:ascii="굴림" w:eastAsia="굴림" w:hAnsi="굴림"/>
+          <w:sz w:val="20"/>
+          <w:szCs w:val="20"/>
+        </w:rPr>
+        <w:t>elif</w:t>
+      </w:r>
+      <w:proofErr w:type="spellEnd"/>
+      <w:r>
+        <w:rPr>
+          <w:rFonts w:ascii="굴림" w:eastAsia="굴림" w:hAnsi="굴림"/>
+          <w:sz w:val="20"/>
+          <w:szCs w:val="20"/>
+        </w:rPr>
+        <w:t xml:space="preserve"> - </w:t>
       </w:r>
       <w:r>
         <w:rPr>
@@ -2001,24 +2164,52 @@
           <w:sz w:val="20"/>
           <w:szCs w:val="20"/>
         </w:rPr>
-        <w:t>또는 만약(el</w:t>
-      </w:r>
-      <w:r>
-        <w:rPr>
-          <w:rFonts w:ascii="굴림" w:eastAsia="굴림" w:hAnsi="굴림"/>
-          <w:sz w:val="20"/>
-          <w:szCs w:val="20"/>
-        </w:rPr>
-        <w:t xml:space="preserve">if)~ - </w:t>
-      </w:r>
-      <w:r>
-        <w:rPr>
-          <w:rFonts w:ascii="굴림" w:eastAsia="굴림" w:hAnsi="굴림" w:hint="eastAsia"/>
-          <w:sz w:val="20"/>
-          <w:szCs w:val="20"/>
-        </w:rPr>
-        <w:t>둘 다 해당되지 않으면 넘어감</w:t>
-      </w:r>
+        <w:t>또는 만약(</w:t>
+      </w:r>
+      <w:proofErr w:type="spellStart"/>
+      <w:r>
+        <w:rPr>
+          <w:rFonts w:ascii="굴림" w:eastAsia="굴림" w:hAnsi="굴림" w:hint="eastAsia"/>
+          <w:sz w:val="20"/>
+          <w:szCs w:val="20"/>
+        </w:rPr>
+        <w:t>el</w:t>
+      </w:r>
+      <w:r>
+        <w:rPr>
+          <w:rFonts w:ascii="굴림" w:eastAsia="굴림" w:hAnsi="굴림"/>
+          <w:sz w:val="20"/>
+          <w:szCs w:val="20"/>
+        </w:rPr>
+        <w:t>if</w:t>
+      </w:r>
+      <w:proofErr w:type="spellEnd"/>
+      <w:r>
+        <w:rPr>
+          <w:rFonts w:ascii="굴림" w:eastAsia="굴림" w:hAnsi="굴림"/>
+          <w:sz w:val="20"/>
+          <w:szCs w:val="20"/>
+        </w:rPr>
+        <w:t xml:space="preserve">)~ - </w:t>
+      </w:r>
+      <w:r>
+        <w:rPr>
+          <w:rFonts w:ascii="굴림" w:eastAsia="굴림" w:hAnsi="굴림" w:hint="eastAsia"/>
+          <w:sz w:val="20"/>
+          <w:szCs w:val="20"/>
+        </w:rPr>
+        <w:t xml:space="preserve">둘 다 해당되지 않으면 </w:t>
+      </w:r>
+      <w:proofErr w:type="spellStart"/>
+      <w:r>
+        <w:rPr>
+          <w:rFonts w:ascii="굴림" w:eastAsia="굴림" w:hAnsi="굴림" w:hint="eastAsia"/>
+          <w:sz w:val="20"/>
+          <w:szCs w:val="20"/>
+        </w:rPr>
+        <w:t>넘어감</w:t>
+      </w:r>
+      <w:proofErr w:type="spellEnd"/>
     </w:p>
     <w:p>
       <w:pPr>
@@ -2039,7 +2230,25 @@
           <w:sz w:val="20"/>
           <w:szCs w:val="20"/>
         </w:rPr>
-        <w:t xml:space="preserve">if – elif – else - </w:t>
+        <w:t xml:space="preserve">if – </w:t>
+      </w:r>
+      <w:proofErr w:type="spellStart"/>
+      <w:r>
+        <w:rPr>
+          <w:rFonts w:ascii="굴림" w:eastAsia="굴림" w:hAnsi="굴림"/>
+          <w:sz w:val="20"/>
+          <w:szCs w:val="20"/>
+        </w:rPr>
+        <w:t>elif</w:t>
+      </w:r>
+      <w:proofErr w:type="spellEnd"/>
+      <w:r>
+        <w:rPr>
+          <w:rFonts w:ascii="굴림" w:eastAsia="굴림" w:hAnsi="굴림"/>
+          <w:sz w:val="20"/>
+          <w:szCs w:val="20"/>
+        </w:rPr>
+        <w:t xml:space="preserve"> – else - </w:t>
       </w:r>
       <w:r>
         <w:rPr>
@@ -2079,15 +2288,33 @@
           <w:sz w:val="20"/>
           <w:szCs w:val="20"/>
         </w:rPr>
-        <w:t>또는 만약(el</w:t>
-      </w:r>
-      <w:r>
-        <w:rPr>
-          <w:rFonts w:ascii="굴림" w:eastAsia="굴림" w:hAnsi="굴림"/>
-          <w:sz w:val="20"/>
-          <w:szCs w:val="20"/>
-        </w:rPr>
-        <w:t xml:space="preserve">if)~ </w:t>
+        <w:t>또는 만약(</w:t>
+      </w:r>
+      <w:proofErr w:type="spellStart"/>
+      <w:r>
+        <w:rPr>
+          <w:rFonts w:ascii="굴림" w:eastAsia="굴림" w:hAnsi="굴림" w:hint="eastAsia"/>
+          <w:sz w:val="20"/>
+          <w:szCs w:val="20"/>
+        </w:rPr>
+        <w:t>el</w:t>
+      </w:r>
+      <w:r>
+        <w:rPr>
+          <w:rFonts w:ascii="굴림" w:eastAsia="굴림" w:hAnsi="굴림"/>
+          <w:sz w:val="20"/>
+          <w:szCs w:val="20"/>
+        </w:rPr>
+        <w:t>if</w:t>
+      </w:r>
+      <w:proofErr w:type="spellEnd"/>
+      <w:r>
+        <w:rPr>
+          <w:rFonts w:ascii="굴림" w:eastAsia="굴림" w:hAnsi="굴림"/>
+          <w:sz w:val="20"/>
+          <w:szCs w:val="20"/>
+        </w:rPr>
+        <w:t xml:space="preserve">)~ </w:t>
       </w:r>
       <w:r>
         <w:rPr>
@@ -2173,7 +2400,25 @@
           <w:sz w:val="20"/>
           <w:szCs w:val="20"/>
         </w:rPr>
-        <w:t xml:space="preserve">, if – elif </w:t>
+        <w:t xml:space="preserve">, if – </w:t>
+      </w:r>
+      <w:proofErr w:type="spellStart"/>
+      <w:r>
+        <w:rPr>
+          <w:rFonts w:ascii="굴림" w:eastAsia="굴림" w:hAnsi="굴림"/>
+          <w:sz w:val="20"/>
+          <w:szCs w:val="20"/>
+        </w:rPr>
+        <w:t>elif</w:t>
+      </w:r>
+      <w:proofErr w:type="spellEnd"/>
+      <w:r>
+        <w:rPr>
+          <w:rFonts w:ascii="굴림" w:eastAsia="굴림" w:hAnsi="굴림"/>
+          <w:sz w:val="20"/>
+          <w:szCs w:val="20"/>
+        </w:rPr>
+        <w:t xml:space="preserve"> </w:t>
       </w:r>
       <w:r>
         <w:rPr>
@@ -2366,7 +2611,25 @@
           <w:sz w:val="20"/>
           <w:szCs w:val="20"/>
         </w:rPr>
-        <w:t xml:space="preserve">if – elif </w:t>
+        <w:t xml:space="preserve">if – </w:t>
+      </w:r>
+      <w:proofErr w:type="spellStart"/>
+      <w:r>
+        <w:rPr>
+          <w:rFonts w:ascii="굴림" w:eastAsia="굴림" w:hAnsi="굴림"/>
+          <w:sz w:val="20"/>
+          <w:szCs w:val="20"/>
+        </w:rPr>
+        <w:t>elif</w:t>
+      </w:r>
+      <w:proofErr w:type="spellEnd"/>
+      <w:r>
+        <w:rPr>
+          <w:rFonts w:ascii="굴림" w:eastAsia="굴림" w:hAnsi="굴림"/>
+          <w:sz w:val="20"/>
+          <w:szCs w:val="20"/>
+        </w:rPr>
+        <w:t xml:space="preserve"> </w:t>
       </w:r>
       <w:r>
         <w:rPr>
@@ -2444,13 +2707,23 @@
           <w:szCs w:val="20"/>
         </w:rPr>
       </w:pPr>
-      <w:r>
-        <w:rPr>
-          <w:rFonts w:ascii="굴림" w:eastAsia="굴림" w:hAnsi="굴림" w:hint="eastAsia"/>
-          <w:sz w:val="20"/>
-          <w:szCs w:val="20"/>
-        </w:rPr>
-        <w:t xml:space="preserve">반복문 </w:t>
+      <w:proofErr w:type="spellStart"/>
+      <w:r>
+        <w:rPr>
+          <w:rFonts w:ascii="굴림" w:eastAsia="굴림" w:hAnsi="굴림" w:hint="eastAsia"/>
+          <w:sz w:val="20"/>
+          <w:szCs w:val="20"/>
+        </w:rPr>
+        <w:t>반복문</w:t>
+      </w:r>
+      <w:proofErr w:type="spellEnd"/>
+      <w:r>
+        <w:rPr>
+          <w:rFonts w:ascii="굴림" w:eastAsia="굴림" w:hAnsi="굴림" w:hint="eastAsia"/>
+          <w:sz w:val="20"/>
+          <w:szCs w:val="20"/>
+        </w:rPr>
+        <w:t xml:space="preserve"> </w:t>
       </w:r>
       <w:r>
         <w:rPr>
@@ -2514,6 +2787,7 @@
         </w:rPr>
         <w:t xml:space="preserve">or </w:t>
       </w:r>
+      <w:proofErr w:type="spellStart"/>
       <w:r>
         <w:rPr>
           <w:rFonts w:ascii="굴림" w:eastAsia="굴림" w:hAnsi="굴림"/>
@@ -2522,6 +2796,7 @@
         </w:rPr>
         <w:t>i</w:t>
       </w:r>
+      <w:proofErr w:type="spellEnd"/>
       <w:r>
         <w:rPr>
           <w:rFonts w:ascii="굴림" w:eastAsia="굴림" w:hAnsi="굴림"/>
@@ -2546,6 +2821,8 @@
         </w:rPr>
         <w:t xml:space="preserve">n ~ - </w:t>
       </w:r>
+      <w:proofErr w:type="spellStart"/>
+      <w:proofErr w:type="gramStart"/>
       <w:r>
         <w:rPr>
           <w:rFonts w:ascii="굴림" w:eastAsia="굴림" w:hAnsi="굴림"/>
@@ -2554,6 +2831,7 @@
         </w:rPr>
         <w:t>i</w:t>
       </w:r>
+      <w:proofErr w:type="spellEnd"/>
       <w:r>
         <w:rPr>
           <w:rFonts w:ascii="굴림" w:eastAsia="굴림" w:hAnsi="굴림"/>
@@ -2568,7 +2846,16 @@
           <w:sz w:val="20"/>
           <w:szCs w:val="20"/>
         </w:rPr>
-        <w:t xml:space="preserve">를 </w:t>
+        <w:t>를</w:t>
+      </w:r>
+      <w:proofErr w:type="gramEnd"/>
+      <w:r>
+        <w:rPr>
+          <w:rFonts w:ascii="굴림" w:eastAsia="굴림" w:hAnsi="굴림" w:hint="eastAsia"/>
+          <w:sz w:val="20"/>
+          <w:szCs w:val="20"/>
+        </w:rPr>
+        <w:t xml:space="preserve"> </w:t>
       </w:r>
       <w:r>
         <w:rPr>
@@ -2638,7 +2925,16 @@
           <w:sz w:val="20"/>
           <w:szCs w:val="20"/>
         </w:rPr>
-        <w:t>반복 가능한 객체의 요소들을 반복하는데 사</w:t>
+        <w:t xml:space="preserve">반복 가능한 객체의 요소들을 반복하는데 </w:t>
+      </w:r>
+      <w:proofErr w:type="gramStart"/>
+      <w:r>
+        <w:rPr>
+          <w:rFonts w:ascii="굴림" w:eastAsia="굴림" w:hAnsi="굴림" w:hint="eastAsia"/>
+          <w:sz w:val="20"/>
+          <w:szCs w:val="20"/>
+        </w:rPr>
+        <w:t>사</w:t>
       </w:r>
       <w:r>
         <w:rPr>
@@ -2654,7 +2950,16 @@
           <w:sz w:val="20"/>
           <w:szCs w:val="20"/>
         </w:rPr>
-        <w:t xml:space="preserve">/ </w:t>
+        <w:t>/</w:t>
+      </w:r>
+      <w:proofErr w:type="gramEnd"/>
+      <w:r>
+        <w:rPr>
+          <w:rFonts w:ascii="굴림" w:eastAsia="굴림" w:hAnsi="굴림"/>
+          <w:sz w:val="20"/>
+          <w:szCs w:val="20"/>
+        </w:rPr>
+        <w:t xml:space="preserve"> </w:t>
       </w:r>
       <w:r>
         <w:rPr>
@@ -2717,6 +3022,7 @@
         </w:rPr>
         <w:t xml:space="preserve">or </w:t>
       </w:r>
+      <w:proofErr w:type="spellStart"/>
       <w:r>
         <w:rPr>
           <w:rFonts w:ascii="굴림" w:eastAsia="굴림" w:hAnsi="굴림" w:hint="eastAsia"/>
@@ -2733,6 +3039,7 @@
         </w:rPr>
         <w:t>명</w:t>
       </w:r>
+      <w:proofErr w:type="spellEnd"/>
       <w:r>
         <w:rPr>
           <w:rFonts w:ascii="굴림" w:eastAsia="굴림" w:hAnsi="굴림" w:hint="eastAsia"/>
@@ -2805,13 +3112,23 @@
         </w:rPr>
         <w:t>’</w:t>
       </w:r>
-      <w:r>
-        <w:rPr>
-          <w:rFonts w:ascii="굴림" w:eastAsia="굴림" w:hAnsi="굴림" w:hint="eastAsia"/>
-          <w:sz w:val="20"/>
-          <w:szCs w:val="20"/>
-        </w:rPr>
-        <w:t xml:space="preserve">를 순회하면서 </w:t>
+      <w:proofErr w:type="spellStart"/>
+      <w:r>
+        <w:rPr>
+          <w:rFonts w:ascii="굴림" w:eastAsia="굴림" w:hAnsi="굴림" w:hint="eastAsia"/>
+          <w:sz w:val="20"/>
+          <w:szCs w:val="20"/>
+        </w:rPr>
+        <w:t>를</w:t>
+      </w:r>
+      <w:proofErr w:type="spellEnd"/>
+      <w:r>
+        <w:rPr>
+          <w:rFonts w:ascii="굴림" w:eastAsia="굴림" w:hAnsi="굴림" w:hint="eastAsia"/>
+          <w:sz w:val="20"/>
+          <w:szCs w:val="20"/>
+        </w:rPr>
+        <w:t xml:space="preserve"> 순회하면서 </w:t>
       </w:r>
       <w:r>
         <w:rPr>
@@ -2821,6 +3138,7 @@
         </w:rPr>
         <w:t>‘</w:t>
       </w:r>
+      <w:proofErr w:type="spellStart"/>
       <w:r>
         <w:rPr>
           <w:rFonts w:ascii="굴림" w:eastAsia="굴림" w:hAnsi="굴림" w:hint="eastAsia"/>
@@ -2829,6 +3147,7 @@
         </w:rPr>
         <w:t>변수명</w:t>
       </w:r>
+      <w:proofErr w:type="spellEnd"/>
       <w:r>
         <w:rPr>
           <w:rFonts w:ascii="굴림" w:eastAsia="굴림" w:hAnsi="굴림"/>
@@ -2891,13 +3210,23 @@
         </w:rPr>
         <w:t>(</w:t>
       </w:r>
-      <w:r>
-        <w:rPr>
-          <w:rFonts w:ascii="굴림" w:eastAsia="굴림" w:hAnsi="굴림"/>
-          <w:sz w:val="20"/>
-          <w:szCs w:val="20"/>
-        </w:rPr>
-        <w:t>dict, set)</w:t>
+      <w:proofErr w:type="spellStart"/>
+      <w:r>
+        <w:rPr>
+          <w:rFonts w:ascii="굴림" w:eastAsia="굴림" w:hAnsi="굴림"/>
+          <w:sz w:val="20"/>
+          <w:szCs w:val="20"/>
+        </w:rPr>
+        <w:t>dict</w:t>
+      </w:r>
+      <w:proofErr w:type="spellEnd"/>
+      <w:r>
+        <w:rPr>
+          <w:rFonts w:ascii="굴림" w:eastAsia="굴림" w:hAnsi="굴림"/>
+          <w:sz w:val="20"/>
+          <w:szCs w:val="20"/>
+        </w:rPr>
+        <w:t>, set)</w:t>
       </w:r>
       <w:r>
         <w:rPr>
@@ -2921,13 +3250,23 @@
           <w:szCs w:val="20"/>
         </w:rPr>
       </w:pPr>
-      <w:r>
-        <w:rPr>
-          <w:rFonts w:ascii="굴림" w:eastAsia="굴림" w:hAnsi="굴림" w:hint="eastAsia"/>
-          <w:sz w:val="20"/>
-          <w:szCs w:val="20"/>
-        </w:rPr>
-        <w:t>시퀸스 자료형</w:t>
+      <w:proofErr w:type="spellStart"/>
+      <w:r>
+        <w:rPr>
+          <w:rFonts w:ascii="굴림" w:eastAsia="굴림" w:hAnsi="굴림" w:hint="eastAsia"/>
+          <w:sz w:val="20"/>
+          <w:szCs w:val="20"/>
+        </w:rPr>
+        <w:t>시퀸스</w:t>
+      </w:r>
+      <w:proofErr w:type="spellEnd"/>
+      <w:r>
+        <w:rPr>
+          <w:rFonts w:ascii="굴림" w:eastAsia="굴림" w:hAnsi="굴림" w:hint="eastAsia"/>
+          <w:sz w:val="20"/>
+          <w:szCs w:val="20"/>
+        </w:rPr>
+        <w:t xml:space="preserve"> 자료형</w:t>
       </w:r>
       <w:r>
         <w:rPr>
@@ -3021,13 +3360,23 @@
           <w:szCs w:val="20"/>
         </w:rPr>
       </w:pPr>
-      <w:r>
-        <w:rPr>
-          <w:rFonts w:ascii="굴림" w:eastAsia="굴림" w:hAnsi="굴림" w:hint="eastAsia"/>
-          <w:sz w:val="20"/>
-          <w:szCs w:val="20"/>
-        </w:rPr>
-        <w:t xml:space="preserve">딕셔너리 순회 </w:t>
+      <w:proofErr w:type="spellStart"/>
+      <w:r>
+        <w:rPr>
+          <w:rFonts w:ascii="굴림" w:eastAsia="굴림" w:hAnsi="굴림" w:hint="eastAsia"/>
+          <w:sz w:val="20"/>
+          <w:szCs w:val="20"/>
+        </w:rPr>
+        <w:t>딕셔너리</w:t>
+      </w:r>
+      <w:proofErr w:type="spellEnd"/>
+      <w:r>
+        <w:rPr>
+          <w:rFonts w:ascii="굴림" w:eastAsia="굴림" w:hAnsi="굴림" w:hint="eastAsia"/>
+          <w:sz w:val="20"/>
+          <w:szCs w:val="20"/>
+        </w:rPr>
+        <w:t xml:space="preserve"> 순회 </w:t>
       </w:r>
       <w:r>
         <w:rPr>
@@ -3150,7 +3499,25 @@
           <w:sz w:val="20"/>
           <w:szCs w:val="20"/>
         </w:rPr>
-        <w:t xml:space="preserve">중첩된 반복문 </w:t>
+        <w:t xml:space="preserve">중첩된 </w:t>
+      </w:r>
+      <w:proofErr w:type="spellStart"/>
+      <w:r>
+        <w:rPr>
+          <w:rFonts w:ascii="굴림" w:eastAsia="굴림" w:hAnsi="굴림" w:hint="eastAsia"/>
+          <w:sz w:val="20"/>
+          <w:szCs w:val="20"/>
+        </w:rPr>
+        <w:t>반복문</w:t>
+      </w:r>
+      <w:proofErr w:type="spellEnd"/>
+      <w:r>
+        <w:rPr>
+          <w:rFonts w:ascii="굴림" w:eastAsia="굴림" w:hAnsi="굴림" w:hint="eastAsia"/>
+          <w:sz w:val="20"/>
+          <w:szCs w:val="20"/>
+        </w:rPr>
+        <w:t xml:space="preserve"> </w:t>
       </w:r>
       <w:r>
         <w:rPr>
@@ -3471,8 +3838,18 @@
                                 <w:sz w:val="20"/>
                                 <w:szCs w:val="22"/>
                               </w:rPr>
-                              <w:t>중첩된 리스트의 반복문</w:t>
+                              <w:t xml:space="preserve">중첩된 리스트의 </w:t>
                             </w:r>
+                            <w:proofErr w:type="spellStart"/>
+                            <w:r>
+                              <w:rPr>
+                                <w:rFonts w:ascii="굴림" w:eastAsia="굴림" w:hAnsi="굴림" w:hint="eastAsia"/>
+                                <w:sz w:val="20"/>
+                                <w:szCs w:val="22"/>
+                              </w:rPr>
+                              <w:t>반복문</w:t>
+                            </w:r>
+                            <w:proofErr w:type="spellEnd"/>
                           </w:p>
                         </w:txbxContent>
                       </wps:txbx>
@@ -3599,8 +3976,18 @@
                                 <w:sz w:val="20"/>
                                 <w:szCs w:val="22"/>
                               </w:rPr>
-                              <w:t>중첩된 리스트의중첩된</w:t>
+                              <w:t xml:space="preserve">중첩된 </w:t>
                             </w:r>
+                            <w:proofErr w:type="spellStart"/>
+                            <w:r>
+                              <w:rPr>
+                                <w:rFonts w:ascii="굴림" w:eastAsia="굴림" w:hAnsi="굴림" w:hint="eastAsia"/>
+                                <w:sz w:val="20"/>
+                                <w:szCs w:val="22"/>
+                              </w:rPr>
+                              <w:t>리스트의중첩된</w:t>
+                            </w:r>
+                            <w:proofErr w:type="spellEnd"/>
                             <w:r>
                               <w:rPr>
                                 <w:rFonts w:ascii="굴림" w:eastAsia="굴림" w:hAnsi="굴림" w:hint="eastAsia"/>
@@ -3609,6 +3996,7 @@
                               </w:rPr>
                               <w:t xml:space="preserve"> </w:t>
                             </w:r>
+                            <w:proofErr w:type="spellStart"/>
                             <w:r>
                               <w:rPr>
                                 <w:rFonts w:ascii="굴림" w:eastAsia="굴림" w:hAnsi="굴림" w:hint="eastAsia"/>
@@ -3617,6 +4005,7 @@
                               </w:rPr>
                               <w:t>반복문</w:t>
                             </w:r>
+                            <w:proofErr w:type="spellEnd"/>
                           </w:p>
                         </w:txbxContent>
                       </wps:txbx>
@@ -3764,8 +4153,18 @@
                                 <w:sz w:val="20"/>
                                 <w:szCs w:val="22"/>
                               </w:rPr>
-                              <w:t>중첩된 반복문</w:t>
+                              <w:t xml:space="preserve">중첩된 </w:t>
                             </w:r>
+                            <w:proofErr w:type="spellStart"/>
+                            <w:r>
+                              <w:rPr>
+                                <w:rFonts w:ascii="굴림" w:eastAsia="굴림" w:hAnsi="굴림" w:hint="eastAsia"/>
+                                <w:sz w:val="20"/>
+                                <w:szCs w:val="22"/>
+                              </w:rPr>
+                              <w:t>반복문</w:t>
+                            </w:r>
+                            <w:proofErr w:type="spellEnd"/>
                           </w:p>
                         </w:txbxContent>
                       </wps:txbx>
@@ -4345,13 +4744,41 @@
           <w:szCs w:val="20"/>
         </w:rPr>
       </w:pPr>
-      <w:r>
-        <w:rPr>
-          <w:rFonts w:ascii="굴림" w:eastAsia="굴림" w:hAnsi="굴림" w:hint="eastAsia"/>
-          <w:sz w:val="20"/>
-          <w:szCs w:val="20"/>
-        </w:rPr>
-        <w:t>반복문 내부에서 변수값을 변화시키는 방법</w:t>
+      <w:proofErr w:type="spellStart"/>
+      <w:r>
+        <w:rPr>
+          <w:rFonts w:ascii="굴림" w:eastAsia="굴림" w:hAnsi="굴림" w:hint="eastAsia"/>
+          <w:sz w:val="20"/>
+          <w:szCs w:val="20"/>
+        </w:rPr>
+        <w:t>반복문</w:t>
+      </w:r>
+      <w:proofErr w:type="spellEnd"/>
+      <w:r>
+        <w:rPr>
+          <w:rFonts w:ascii="굴림" w:eastAsia="굴림" w:hAnsi="굴림" w:hint="eastAsia"/>
+          <w:sz w:val="20"/>
+          <w:szCs w:val="20"/>
+        </w:rPr>
+        <w:t xml:space="preserve"> 내부에서 </w:t>
+      </w:r>
+      <w:proofErr w:type="spellStart"/>
+      <w:r>
+        <w:rPr>
+          <w:rFonts w:ascii="굴림" w:eastAsia="굴림" w:hAnsi="굴림" w:hint="eastAsia"/>
+          <w:sz w:val="20"/>
+          <w:szCs w:val="20"/>
+        </w:rPr>
+        <w:t>변수값을</w:t>
+      </w:r>
+      <w:proofErr w:type="spellEnd"/>
+      <w:r>
+        <w:rPr>
+          <w:rFonts w:ascii="굴림" w:eastAsia="굴림" w:hAnsi="굴림" w:hint="eastAsia"/>
+          <w:sz w:val="20"/>
+          <w:szCs w:val="20"/>
+        </w:rPr>
+        <w:t xml:space="preserve"> 변화시키는 방법</w:t>
       </w:r>
     </w:p>
     <w:p>
@@ -4661,6 +5088,7 @@
           <w:szCs w:val="20"/>
         </w:rPr>
       </w:pPr>
+      <w:proofErr w:type="spellStart"/>
       <w:r>
         <w:rPr>
           <w:rFonts w:ascii="굴림" w:eastAsia="굴림" w:hAnsi="굴림" w:hint="eastAsia"/>
@@ -4675,7 +5103,16 @@
           <w:sz w:val="20"/>
           <w:szCs w:val="20"/>
         </w:rPr>
-        <w:t xml:space="preserve">pa </w:t>
+        <w:t>pa</w:t>
+      </w:r>
+      <w:proofErr w:type="spellEnd"/>
+      <w:r>
+        <w:rPr>
+          <w:rFonts w:ascii="굴림" w:eastAsia="굴림" w:hAnsi="굴림"/>
+          <w:sz w:val="20"/>
+          <w:szCs w:val="20"/>
+        </w:rPr>
+        <w:t xml:space="preserve"> </w:t>
       </w:r>
       <w:r>
         <w:rPr>
@@ -5011,6 +5448,7 @@
       </w:pPr>
       <w:r>
         <w:rPr>
+          <w:rFonts w:ascii="굴림" w:eastAsia="굴림" w:hAnsi="굴림"/>
           <w:noProof/>
         </w:rPr>
         <w:t xml:space="preserve"> </w:t>
@@ -5237,7 +5675,25 @@
           <w:sz w:val="20"/>
           <w:szCs w:val="20"/>
         </w:rPr>
-        <w:t>은 사용자의 입력을 입력값으로 넣는 것</w:t>
+        <w:t xml:space="preserve">은 사용자의 입력을 </w:t>
+      </w:r>
+      <w:proofErr w:type="spellStart"/>
+      <w:r>
+        <w:rPr>
+          <w:rFonts w:ascii="굴림" w:eastAsia="굴림" w:hAnsi="굴림" w:hint="eastAsia"/>
+          <w:sz w:val="20"/>
+          <w:szCs w:val="20"/>
+        </w:rPr>
+        <w:t>입력값으로</w:t>
+      </w:r>
+      <w:proofErr w:type="spellEnd"/>
+      <w:r>
+        <w:rPr>
+          <w:rFonts w:ascii="굴림" w:eastAsia="굴림" w:hAnsi="굴림" w:hint="eastAsia"/>
+          <w:sz w:val="20"/>
+          <w:szCs w:val="20"/>
+        </w:rPr>
+        <w:t xml:space="preserve"> 넣는 것</w:t>
       </w:r>
     </w:p>
     <w:p>
@@ -5289,7 +5745,7 @@
 </file>
 
 <file path=word/endnotes.xml><?xml version="1.0" encoding="utf-8"?>
-<w:endnotes xmlns:wpc="http://schemas.microsoft.com/office/word/2010/wordprocessingCanvas" xmlns:cx="http://schemas.microsoft.com/office/drawing/2014/chartex" xmlns:cx1="http://schemas.microsoft.com/office/drawing/2015/9/8/chartex" xmlns:cx2="http://schemas.microsoft.com/office/drawing/2015/10/21/chartex" xmlns:cx3="http://schemas.microsoft.com/office/drawing/2016/5/9/chartex" xmlns:cx4="http://schemas.microsoft.com/office/drawing/2016/5/10/chartex" xmlns:cx5="http://schemas.microsoft.com/office/drawing/2016/5/11/chartex" xmlns:cx6="http://schemas.microsoft.com/office/drawing/2016/5/12/chartex" xmlns:cx7="http://schemas.microsoft.com/office/drawing/2016/5/13/chartex" xmlns:cx8="http://schemas.microsoft.com/office/drawing/2016/5/14/chartex" xmlns:mc="http://schemas.openxmlformats.org/markup-compatibility/2006" xmlns:aink="http://schemas.microsoft.com/office/drawing/2016/ink" xmlns:am3d="http://schemas.microsoft.com/office/drawing/2017/model3d" xmlns:o="urn:schemas-microsoft-com:office:office" xmlns:r="http://schemas.openxmlformats.org/officeDocument/2006/relationships" xmlns:m="http://schemas.openxmlformats.org/officeDocument/2006/math" xmlns:v="urn:schemas-microsoft-com:vml" xmlns:wp14="http://schemas.microsoft.com/office/word/2010/wordprocessingDrawing" xmlns:wp="http://schemas.openxmlformats.org/drawingml/2006/wordprocessingDrawing" xmlns:w10="urn:schemas-microsoft-com:office:word" xmlns:w="http://schemas.openxmlformats.org/wordprocessingml/2006/main" xmlns:w14="http://schemas.microsoft.com/office/word/2010/wordml" xmlns:w15="http://schemas.microsoft.com/office/word/2012/wordml" xmlns:w16cex="http://schemas.microsoft.com/office/word/2018/wordml/cex" xmlns:w16cid="http://schemas.microsoft.com/office/word/2016/wordml/cid" xmlns:w16="http://schemas.microsoft.com/office/word/2018/wordml" xmlns:w16sdtdh="http://schemas.microsoft.com/office/word/2020/wordml/sdtdatahash" xmlns:w16se="http://schemas.microsoft.com/office/word/2015/wordml/symex" xmlns:wpg="http://schemas.microsoft.com/office/word/2010/wordprocessingGroup" xmlns:wpi="http://schemas.microsoft.com/office/word/2010/wordprocessingInk" xmlns:wne="http://schemas.microsoft.com/office/word/2006/wordml" xmlns:wps="http://schemas.microsoft.com/office/word/2010/wordprocessingShape" mc:Ignorable="w14 w15 w16se w16cid w16 w16cex w16sdtdh wp14">
+<w:endnotes xmlns:wpc="http://schemas.microsoft.com/office/word/2010/wordprocessingCanvas" xmlns:cx="http://schemas.microsoft.com/office/drawing/2014/chartex" xmlns:cx1="http://schemas.microsoft.com/office/drawing/2015/9/8/chartex" xmlns:cx2="http://schemas.microsoft.com/office/drawing/2015/10/21/chartex" xmlns:cx3="http://schemas.microsoft.com/office/drawing/2016/5/9/chartex" xmlns:cx4="http://schemas.microsoft.com/office/drawing/2016/5/10/chartex" xmlns:cx5="http://schemas.microsoft.com/office/drawing/2016/5/11/chartex" xmlns:cx6="http://schemas.microsoft.com/office/drawing/2016/5/12/chartex" xmlns:cx7="http://schemas.microsoft.com/office/drawing/2016/5/13/chartex" xmlns:cx8="http://schemas.microsoft.com/office/drawing/2016/5/14/chartex" xmlns:mc="http://schemas.openxmlformats.org/markup-compatibility/2006" xmlns:aink="http://schemas.microsoft.com/office/drawing/2016/ink" xmlns:am3d="http://schemas.microsoft.com/office/drawing/2017/model3d" xmlns:o="urn:schemas-microsoft-com:office:office" xmlns:oel="http://schemas.microsoft.com/office/2019/extlst" xmlns:r="http://schemas.openxmlformats.org/officeDocument/2006/relationships" xmlns:m="http://schemas.openxmlformats.org/officeDocument/2006/math" xmlns:v="urn:schemas-microsoft-com:vml" xmlns:wp14="http://schemas.microsoft.com/office/word/2010/wordprocessingDrawing" xmlns:wp="http://schemas.openxmlformats.org/drawingml/2006/wordprocessingDrawing" xmlns:w10="urn:schemas-microsoft-com:office:word" xmlns:w="http://schemas.openxmlformats.org/wordprocessingml/2006/main" xmlns:w14="http://schemas.microsoft.com/office/word/2010/wordml" xmlns:w15="http://schemas.microsoft.com/office/word/2012/wordml" xmlns:w16cex="http://schemas.microsoft.com/office/word/2018/wordml/cex" xmlns:w16cid="http://schemas.microsoft.com/office/word/2016/wordml/cid" xmlns:w16="http://schemas.microsoft.com/office/word/2018/wordml" xmlns:w16du="http://schemas.microsoft.com/office/word/2023/wordml/word16du" xmlns:w16sdtdh="http://schemas.microsoft.com/office/word/2020/wordml/sdtdatahash" xmlns:w16sdtfl="http://schemas.microsoft.com/office/word/2024/wordml/sdtformatlock" xmlns:w16se="http://schemas.microsoft.com/office/word/2015/wordml/symex" xmlns:wpg="http://schemas.microsoft.com/office/word/2010/wordprocessingGroup" xmlns:wpi="http://schemas.microsoft.com/office/word/2010/wordprocessingInk" xmlns:wne="http://schemas.microsoft.com/office/word/2006/wordml" xmlns:wps="http://schemas.microsoft.com/office/word/2010/wordprocessingShape" mc:Ignorable="w14 w15 w16se w16cid w16 w16cex w16sdtdh w16sdtfl w16du wp14">
   <w:endnote w:type="separator" w:id="-1">
     <w:p>
       <w:pPr>
@@ -5314,7 +5770,7 @@
 </file>
 
 <file path=word/footnotes.xml><?xml version="1.0" encoding="utf-8"?>
-<w:footnotes xmlns:wpc="http://schemas.microsoft.com/office/word/2010/wordprocessingCanvas" xmlns:cx="http://schemas.microsoft.com/office/drawing/2014/chartex" xmlns:cx1="http://schemas.microsoft.com/office/drawing/2015/9/8/chartex" xmlns:cx2="http://schemas.microsoft.com/office/drawing/2015/10/21/chartex" xmlns:cx3="http://schemas.microsoft.com/office/drawing/2016/5/9/chartex" xmlns:cx4="http://schemas.microsoft.com/office/drawing/2016/5/10/chartex" xmlns:cx5="http://schemas.microsoft.com/office/drawing/2016/5/11/chartex" xmlns:cx6="http://schemas.microsoft.com/office/drawing/2016/5/12/chartex" xmlns:cx7="http://schemas.microsoft.com/office/drawing/2016/5/13/chartex" xmlns:cx8="http://schemas.microsoft.com/office/drawing/2016/5/14/chartex" xmlns:mc="http://schemas.openxmlformats.org/markup-compatibility/2006" xmlns:aink="http://schemas.microsoft.com/office/drawing/2016/ink" xmlns:am3d="http://schemas.microsoft.com/office/drawing/2017/model3d" xmlns:o="urn:schemas-microsoft-com:office:office" xmlns:r="http://schemas.openxmlformats.org/officeDocument/2006/relationships" xmlns:m="http://schemas.openxmlformats.org/officeDocument/2006/math" xmlns:v="urn:schemas-microsoft-com:vml" xmlns:wp14="http://schemas.microsoft.com/office/word/2010/wordprocessingDrawing" xmlns:wp="http://schemas.openxmlformats.org/drawingml/2006/wordprocessingDrawing" xmlns:w10="urn:schemas-microsoft-com:office:word" xmlns:w="http://schemas.openxmlformats.org/wordprocessingml/2006/main" xmlns:w14="http://schemas.microsoft.com/office/word/2010/wordml" xmlns:w15="http://schemas.microsoft.com/office/word/2012/wordml" xmlns:w16cex="http://schemas.microsoft.com/office/word/2018/wordml/cex" xmlns:w16cid="http://schemas.microsoft.com/office/word/2016/wordml/cid" xmlns:w16="http://schemas.microsoft.com/office/word/2018/wordml" xmlns:w16sdtdh="http://schemas.microsoft.com/office/word/2020/wordml/sdtdatahash" xmlns:w16se="http://schemas.microsoft.com/office/word/2015/wordml/symex" xmlns:wpg="http://schemas.microsoft.com/office/word/2010/wordprocessingGroup" xmlns:wpi="http://schemas.microsoft.com/office/word/2010/wordprocessingInk" xmlns:wne="http://schemas.microsoft.com/office/word/2006/wordml" xmlns:wps="http://schemas.microsoft.com/office/word/2010/wordprocessingShape" mc:Ignorable="w14 w15 w16se w16cid w16 w16cex w16sdtdh wp14">
+<w:footnotes xmlns:wpc="http://schemas.microsoft.com/office/word/2010/wordprocessingCanvas" xmlns:cx="http://schemas.microsoft.com/office/drawing/2014/chartex" xmlns:cx1="http://schemas.microsoft.com/office/drawing/2015/9/8/chartex" xmlns:cx2="http://schemas.microsoft.com/office/drawing/2015/10/21/chartex" xmlns:cx3="http://schemas.microsoft.com/office/drawing/2016/5/9/chartex" xmlns:cx4="http://schemas.microsoft.com/office/drawing/2016/5/10/chartex" xmlns:cx5="http://schemas.microsoft.com/office/drawing/2016/5/11/chartex" xmlns:cx6="http://schemas.microsoft.com/office/drawing/2016/5/12/chartex" xmlns:cx7="http://schemas.microsoft.com/office/drawing/2016/5/13/chartex" xmlns:cx8="http://schemas.microsoft.com/office/drawing/2016/5/14/chartex" xmlns:mc="http://schemas.openxmlformats.org/markup-compatibility/2006" xmlns:aink="http://schemas.microsoft.com/office/drawing/2016/ink" xmlns:am3d="http://schemas.microsoft.com/office/drawing/2017/model3d" xmlns:o="urn:schemas-microsoft-com:office:office" xmlns:oel="http://schemas.microsoft.com/office/2019/extlst" xmlns:r="http://schemas.openxmlformats.org/officeDocument/2006/relationships" xmlns:m="http://schemas.openxmlformats.org/officeDocument/2006/math" xmlns:v="urn:schemas-microsoft-com:vml" xmlns:wp14="http://schemas.microsoft.com/office/word/2010/wordprocessingDrawing" xmlns:wp="http://schemas.openxmlformats.org/drawingml/2006/wordprocessingDrawing" xmlns:w10="urn:schemas-microsoft-com:office:word" xmlns:w="http://schemas.openxmlformats.org/wordprocessingml/2006/main" xmlns:w14="http://schemas.microsoft.com/office/word/2010/wordml" xmlns:w15="http://schemas.microsoft.com/office/word/2012/wordml" xmlns:w16cex="http://schemas.microsoft.com/office/word/2018/wordml/cex" xmlns:w16cid="http://schemas.microsoft.com/office/word/2016/wordml/cid" xmlns:w16="http://schemas.microsoft.com/office/word/2018/wordml" xmlns:w16du="http://schemas.microsoft.com/office/word/2023/wordml/word16du" xmlns:w16sdtdh="http://schemas.microsoft.com/office/word/2020/wordml/sdtdatahash" xmlns:w16sdtfl="http://schemas.microsoft.com/office/word/2024/wordml/sdtformatlock" xmlns:w16se="http://schemas.microsoft.com/office/word/2015/wordml/symex" xmlns:wpg="http://schemas.microsoft.com/office/word/2010/wordprocessingGroup" xmlns:wpi="http://schemas.microsoft.com/office/word/2010/wordprocessingInk" xmlns:wne="http://schemas.microsoft.com/office/word/2006/wordml" xmlns:wps="http://schemas.microsoft.com/office/word/2010/wordprocessingShape" mc:Ignorable="w14 w15 w16se w16cid w16 w16cex w16sdtdh w16sdtfl w16du wp14">
   <w:footnote w:type="separator" w:id="-1">
     <w:p>
       <w:pPr>
@@ -5339,7 +5795,7 @@
 </file>
 
 <file path=word/numbering.xml><?xml version="1.0" encoding="utf-8"?>
-<w:numbering xmlns:wpc="http://schemas.microsoft.com/office/word/2010/wordprocessingCanvas" xmlns:cx="http://schemas.microsoft.com/office/drawing/2014/chartex" xmlns:cx1="http://schemas.microsoft.com/office/drawing/2015/9/8/chartex" xmlns:cx2="http://schemas.microsoft.com/office/drawing/2015/10/21/chartex" xmlns:cx3="http://schemas.microsoft.com/office/drawing/2016/5/9/chartex" xmlns:cx4="http://schemas.microsoft.com/office/drawing/2016/5/10/chartex" xmlns:cx5="http://schemas.microsoft.com/office/drawing/2016/5/11/chartex" xmlns:cx6="http://schemas.microsoft.com/office/drawing/2016/5/12/chartex" xmlns:cx7="http://schemas.microsoft.com/office/drawing/2016/5/13/chartex" xmlns:cx8="http://schemas.microsoft.com/office/drawing/2016/5/14/chartex" xmlns:mc="http://schemas.openxmlformats.org/markup-compatibility/2006" xmlns:aink="http://schemas.microsoft.com/office/drawing/2016/ink" xmlns:am3d="http://schemas.microsoft.com/office/drawing/2017/model3d" xmlns:o="urn:schemas-microsoft-com:office:office" xmlns:r="http://schemas.openxmlformats.org/officeDocument/2006/relationships" xmlns:m="http://schemas.openxmlformats.org/officeDocument/2006/math" xmlns:v="urn:schemas-microsoft-com:vml" xmlns:wp14="http://schemas.microsoft.com/office/word/2010/wordprocessingDrawing" xmlns:wp="http://schemas.openxmlformats.org/drawingml/2006/wordprocessingDrawing" xmlns:w10="urn:schemas-microsoft-com:office:word" xmlns:w="http://schemas.openxmlformats.org/wordprocessingml/2006/main" xmlns:w14="http://schemas.microsoft.com/office/word/2010/wordml" xmlns:w15="http://schemas.microsoft.com/office/word/2012/wordml" xmlns:w16cex="http://schemas.microsoft.com/office/word/2018/wordml/cex" xmlns:w16cid="http://schemas.microsoft.com/office/word/2016/wordml/cid" xmlns:w16="http://schemas.microsoft.com/office/word/2018/wordml" xmlns:w16sdtdh="http://schemas.microsoft.com/office/word/2020/wordml/sdtdatahash" xmlns:w16se="http://schemas.microsoft.com/office/word/2015/wordml/symex" xmlns:wpg="http://schemas.microsoft.com/office/word/2010/wordprocessingGroup" xmlns:wpi="http://schemas.microsoft.com/office/word/2010/wordprocessingInk" xmlns:wne="http://schemas.microsoft.com/office/word/2006/wordml" xmlns:wps="http://schemas.microsoft.com/office/word/2010/wordprocessingShape" mc:Ignorable="w14 w15 w16se w16cid w16 w16cex w16sdtdh wp14">
+<w:numbering xmlns:wpc="http://schemas.microsoft.com/office/word/2010/wordprocessingCanvas" xmlns:cx="http://schemas.microsoft.com/office/drawing/2014/chartex" xmlns:cx1="http://schemas.microsoft.com/office/drawing/2015/9/8/chartex" xmlns:cx2="http://schemas.microsoft.com/office/drawing/2015/10/21/chartex" xmlns:cx3="http://schemas.microsoft.com/office/drawing/2016/5/9/chartex" xmlns:cx4="http://schemas.microsoft.com/office/drawing/2016/5/10/chartex" xmlns:cx5="http://schemas.microsoft.com/office/drawing/2016/5/11/chartex" xmlns:cx6="http://schemas.microsoft.com/office/drawing/2016/5/12/chartex" xmlns:cx7="http://schemas.microsoft.com/office/drawing/2016/5/13/chartex" xmlns:cx8="http://schemas.microsoft.com/office/drawing/2016/5/14/chartex" xmlns:mc="http://schemas.openxmlformats.org/markup-compatibility/2006" xmlns:aink="http://schemas.microsoft.com/office/drawing/2016/ink" xmlns:am3d="http://schemas.microsoft.com/office/drawing/2017/model3d" xmlns:o="urn:schemas-microsoft-com:office:office" xmlns:oel="http://schemas.microsoft.com/office/2019/extlst" xmlns:r="http://schemas.openxmlformats.org/officeDocument/2006/relationships" xmlns:m="http://schemas.openxmlformats.org/officeDocument/2006/math" xmlns:v="urn:schemas-microsoft-com:vml" xmlns:wp14="http://schemas.microsoft.com/office/word/2010/wordprocessingDrawing" xmlns:wp="http://schemas.openxmlformats.org/drawingml/2006/wordprocessingDrawing" xmlns:w10="urn:schemas-microsoft-com:office:word" xmlns:w="http://schemas.openxmlformats.org/wordprocessingml/2006/main" xmlns:w14="http://schemas.microsoft.com/office/word/2010/wordml" xmlns:w15="http://schemas.microsoft.com/office/word/2012/wordml" xmlns:w16cex="http://schemas.microsoft.com/office/word/2018/wordml/cex" xmlns:w16cid="http://schemas.microsoft.com/office/word/2016/wordml/cid" xmlns:w16="http://schemas.microsoft.com/office/word/2018/wordml" xmlns:w16du="http://schemas.microsoft.com/office/word/2023/wordml/word16du" xmlns:w16sdtdh="http://schemas.microsoft.com/office/word/2020/wordml/sdtdatahash" xmlns:w16sdtfl="http://schemas.microsoft.com/office/word/2024/wordml/sdtformatlock" xmlns:w16se="http://schemas.microsoft.com/office/word/2015/wordml/symex" xmlns:wpg="http://schemas.microsoft.com/office/word/2010/wordprocessingGroup" xmlns:wpi="http://schemas.microsoft.com/office/word/2010/wordprocessingInk" xmlns:wne="http://schemas.microsoft.com/office/word/2006/wordml" xmlns:wps="http://schemas.microsoft.com/office/word/2010/wordprocessingShape" mc:Ignorable="w14 w15 w16se w16cid w16 w16cex w16sdtdh w16sdtfl w16du wp14">
   <w:abstractNum w:abstractNumId="0" w15:restartNumberingAfterBreak="0">
     <w:nsid w:val="04683BC2"/>
     <w:multiLevelType w:val="multilevel"/>
@@ -6005,32 +6461,32 @@
       </w:rPr>
     </w:lvl>
   </w:abstractNum>
-  <w:num w:numId="1">
+  <w:num w:numId="1" w16cid:durableId="1683429062">
     <w:abstractNumId w:val="6"/>
   </w:num>
-  <w:num w:numId="2">
+  <w:num w:numId="2" w16cid:durableId="1936788926">
     <w:abstractNumId w:val="2"/>
   </w:num>
-  <w:num w:numId="3">
+  <w:num w:numId="3" w16cid:durableId="436410159">
     <w:abstractNumId w:val="4"/>
   </w:num>
-  <w:num w:numId="4">
+  <w:num w:numId="4" w16cid:durableId="520632900">
     <w:abstractNumId w:val="3"/>
   </w:num>
-  <w:num w:numId="5">
+  <w:num w:numId="5" w16cid:durableId="869221438">
     <w:abstractNumId w:val="1"/>
   </w:num>
-  <w:num w:numId="6">
+  <w:num w:numId="6" w16cid:durableId="2080010824">
     <w:abstractNumId w:val="0"/>
   </w:num>
-  <w:num w:numId="7">
+  <w:num w:numId="7" w16cid:durableId="925920868">
     <w:abstractNumId w:val="5"/>
   </w:num>
 </w:numbering>
 </file>
 
 <file path=word/styles.xml><?xml version="1.0" encoding="utf-8"?>
-<w:styles xmlns:mc="http://schemas.openxmlformats.org/markup-compatibility/2006" xmlns:r="http://schemas.openxmlformats.org/officeDocument/2006/relationships" xmlns:w="http://schemas.openxmlformats.org/wordprocessingml/2006/main" xmlns:w14="http://schemas.microsoft.com/office/word/2010/wordml" xmlns:w15="http://schemas.microsoft.com/office/word/2012/wordml" xmlns:w16cex="http://schemas.microsoft.com/office/word/2018/wordml/cex" xmlns:w16cid="http://schemas.microsoft.com/office/word/2016/wordml/cid" xmlns:w16="http://schemas.microsoft.com/office/word/2018/wordml" xmlns:w16sdtdh="http://schemas.microsoft.com/office/word/2020/wordml/sdtdatahash" xmlns:w16se="http://schemas.microsoft.com/office/word/2015/wordml/symex" mc:Ignorable="w14 w15 w16se w16cid w16 w16cex w16sdtdh">
+<w:styles xmlns:mc="http://schemas.openxmlformats.org/markup-compatibility/2006" xmlns:r="http://schemas.openxmlformats.org/officeDocument/2006/relationships" xmlns:w="http://schemas.openxmlformats.org/wordprocessingml/2006/main" xmlns:w14="http://schemas.microsoft.com/office/word/2010/wordml" xmlns:w15="http://schemas.microsoft.com/office/word/2012/wordml" xmlns:w16cex="http://schemas.microsoft.com/office/word/2018/wordml/cex" xmlns:w16cid="http://schemas.microsoft.com/office/word/2016/wordml/cid" xmlns:w16="http://schemas.microsoft.com/office/word/2018/wordml" xmlns:w16du="http://schemas.microsoft.com/office/word/2023/wordml/word16du" xmlns:w16sdtdh="http://schemas.microsoft.com/office/word/2020/wordml/sdtdatahash" xmlns:w16sdtfl="http://schemas.microsoft.com/office/word/2024/wordml/sdtformatlock" xmlns:w16se="http://schemas.microsoft.com/office/word/2015/wordml/symex" mc:Ignorable="w14 w15 w16se w16cid w16 w16cex w16sdtdh w16sdtfl w16du">
   <w:docDefaults>
     <w:rPrDefault>
       <w:rPr>
